--- a/line/docs/TALK_ユーザーマニュアル.docx
+++ b/line/docs/TALK_ユーザーマニュアル.docx
@@ -423,6 +423,17 @@
           <w:rFonts w:ascii="游ゴシック" w:hAnsi="游ゴシック" w:eastAsia="游ゴシック"/>
         </w:rPr>
         <w:t>トラブルシューティング</w:t>
+      </w:r>
+    </w:p>
+    <w:p>
+      <w:pPr>
+        <w:pStyle w:val="ListNumber"/>
+      </w:pPr>
+      <w:r>
+        <w:rPr>
+          <w:rFonts w:ascii="游ゴシック" w:hAnsi="游ゴシック" w:eastAsia="游ゴシック"/>
+        </w:rPr>
+        <w:t>【運営者向け】管理者権限の付与方法</w:t>
       </w:r>
     </w:p>
     <w:p>
@@ -9899,6 +9910,607 @@
           <w:sz w:val="19"/>
         </w:rPr>
         <w:t>たいていのトラブルは、①か②で解決します。あわてずに、ひとつずつ試してみてくださいね。</w:t>
+      </w:r>
+    </w:p>
+    <w:p>
+      <w:pPr>
+        <w:pStyle w:val="Heading1"/>
+      </w:pPr>
+      <w:r>
+        <w:rPr>
+          <w:rFonts w:ascii="游ゴシック" w:hAnsi="游ゴシック" w:eastAsia="游ゴシック"/>
+          <w:color w:val="4CAF50"/>
+        </w:rPr>
+        <w:t>8. 【運営者向け】管理者権限の付与方法</w:t>
+      </w:r>
+    </w:p>
+    <w:p>
+      <w:pPr>
+        <w:shd w:val="clear" w:fill="FFF8E1"/>
+        <w:pBdr>
+          <w:left w:val="single" w:sz="18" w:space="8" w:color="F5A623"/>
+        </w:pBdr>
+      </w:pPr>
+      <w:r>
+        <w:rPr>
+          <w:rFonts w:ascii="游ゴシック" w:hAnsi="游ゴシック" w:eastAsia="游ゴシック"/>
+          <w:b/>
+          <w:sz w:val="19"/>
+        </w:rPr>
+        <w:t>この章は、アプリを運営している担当者（システム管理者）向けです。</w:t>
+      </w:r>
+      <w:r>
+        <w:rPr>
+          <w:rFonts w:ascii="游ゴシック" w:hAnsi="游ゴシック" w:eastAsia="游ゴシック"/>
+          <w:sz w:val="19"/>
+        </w:rPr>
+        <w:br/>
+      </w:r>
+      <w:r>
+        <w:rPr>
+          <w:rFonts w:ascii="游ゴシック" w:hAnsi="游ゴシック" w:eastAsia="游ゴシック"/>
+          <w:sz w:val="19"/>
+        </w:rPr>
+        <w:t>一般の利用者の方は読む必要はありません。</w:t>
+      </w:r>
+    </w:p>
+    <w:p>
+      <w:pPr>
+        <w:pStyle w:val="Heading2"/>
+      </w:pPr>
+      <w:r>
+        <w:rPr>
+          <w:rFonts w:ascii="游ゴシック" w:hAnsi="游ゴシック" w:eastAsia="游ゴシック"/>
+          <w:color w:val="4CAF50"/>
+        </w:rPr>
+        <w:t>8-1. 「ルームのオーナー」と「管理者」の違い</w:t>
+      </w:r>
+    </w:p>
+    <w:p>
+      <w:r>
+        <w:rPr>
+          <w:rFonts w:ascii="游ゴシック" w:hAnsi="游ゴシック" w:eastAsia="游ゴシック"/>
+        </w:rPr>
+        <w:t>このアプリには、似ているようで役割が異なる2つの立場があります。</w:t>
+      </w:r>
+    </w:p>
+    <w:tbl>
+      <w:tblPr>
+        <w:tblStyle w:val="TableGrid"/>
+        <w:tblW w:type="auto" w:w="0"/>
+        <w:jc w:val="center"/>
+        <w:tblLook w:firstColumn="1" w:firstRow="1" w:lastColumn="0" w:lastRow="0" w:noHBand="0" w:noVBand="1" w:val="04A0"/>
+      </w:tblPr>
+      <w:tblGrid>
+        <w:gridCol w:w="2880"/>
+        <w:gridCol w:w="2880"/>
+        <w:gridCol w:w="2880"/>
+      </w:tblGrid>
+      <w:tr>
+        <w:tc>
+          <w:tcPr>
+            <w:tcW w:type="dxa" w:w="2880"/>
+            <w:shd w:val="clear" w:fill="4CAF50"/>
+          </w:tcPr>
+          <w:p>
+            <w:r>
+              <w:rPr>
+                <w:rFonts w:ascii="游ゴシック" w:hAnsi="游ゴシック" w:eastAsia="游ゴシック"/>
+                <w:b/>
+                <w:color w:val="FFFFFF"/>
+                <w:sz w:val="19"/>
+              </w:rPr>
+            </w:r>
+            <w:r>
+              <w:rPr>
+                <w:rFonts w:ascii="游ゴシック" w:hAnsi="游ゴシック" w:eastAsia="游ゴシック"/>
+                <w:b/>
+                <w:color w:val="FFFFFF"/>
+                <w:sz w:val="19"/>
+              </w:rPr>
+              <w:t>立場</w:t>
+            </w:r>
+          </w:p>
+        </w:tc>
+        <w:tc>
+          <w:tcPr>
+            <w:tcW w:type="dxa" w:w="2880"/>
+            <w:shd w:val="clear" w:fill="4CAF50"/>
+          </w:tcPr>
+          <w:p>
+            <w:r>
+              <w:rPr>
+                <w:rFonts w:ascii="游ゴシック" w:hAnsi="游ゴシック" w:eastAsia="游ゴシック"/>
+                <w:b/>
+                <w:color w:val="FFFFFF"/>
+                <w:sz w:val="19"/>
+              </w:rPr>
+            </w:r>
+            <w:r>
+              <w:rPr>
+                <w:rFonts w:ascii="游ゴシック" w:hAnsi="游ゴシック" w:eastAsia="游ゴシック"/>
+                <w:b/>
+                <w:color w:val="FFFFFF"/>
+                <w:sz w:val="19"/>
+              </w:rPr>
+              <w:t>範囲</w:t>
+            </w:r>
+          </w:p>
+        </w:tc>
+        <w:tc>
+          <w:tcPr>
+            <w:tcW w:type="dxa" w:w="2880"/>
+            <w:shd w:val="clear" w:fill="4CAF50"/>
+          </w:tcPr>
+          <w:p>
+            <w:r>
+              <w:rPr>
+                <w:rFonts w:ascii="游ゴシック" w:hAnsi="游ゴシック" w:eastAsia="游ゴシック"/>
+                <w:b/>
+                <w:color w:val="FFFFFF"/>
+                <w:sz w:val="19"/>
+              </w:rPr>
+            </w:r>
+            <w:r>
+              <w:rPr>
+                <w:rFonts w:ascii="游ゴシック" w:hAnsi="游ゴシック" w:eastAsia="游ゴシック"/>
+                <w:b/>
+                <w:color w:val="FFFFFF"/>
+                <w:sz w:val="19"/>
+              </w:rPr>
+              <w:t>できること</w:t>
+            </w:r>
+          </w:p>
+        </w:tc>
+      </w:tr>
+      <w:tr>
+        <w:tc>
+          <w:tcPr>
+            <w:tcW w:type="dxa" w:w="2880"/>
+          </w:tcPr>
+          <w:p>
+            <w:r>
+              <w:rPr>
+                <w:rFonts w:ascii="游ゴシック" w:hAnsi="游ゴシック" w:eastAsia="游ゴシック"/>
+                <w:sz w:val="19"/>
+              </w:rPr>
+            </w:r>
+            <w:r>
+              <w:rPr>
+                <w:rFonts w:ascii="游ゴシック" w:hAnsi="游ゴシック" w:eastAsia="游ゴシック"/>
+                <w:sz w:val="19"/>
+              </w:rPr>
+              <w:t>ルームの</w:t>
+            </w:r>
+            <w:r>
+              <w:rPr>
+                <w:rFonts w:ascii="游ゴシック" w:hAnsi="游ゴシック" w:eastAsia="游ゴシック"/>
+                <w:b/>
+                <w:sz w:val="19"/>
+              </w:rPr>
+              <w:t>オーナー</w:t>
+            </w:r>
+          </w:p>
+        </w:tc>
+        <w:tc>
+          <w:tcPr>
+            <w:tcW w:type="dxa" w:w="2880"/>
+          </w:tcPr>
+          <w:p>
+            <w:r>
+              <w:rPr>
+                <w:rFonts w:ascii="游ゴシック" w:hAnsi="游ゴシック" w:eastAsia="游ゴシック"/>
+                <w:sz w:val="19"/>
+              </w:rPr>
+            </w:r>
+            <w:r>
+              <w:rPr>
+                <w:rFonts w:ascii="游ゴシック" w:hAnsi="游ゴシック" w:eastAsia="游ゴシック"/>
+                <w:sz w:val="19"/>
+              </w:rPr>
+              <w:t>作成した</w:t>
+            </w:r>
+            <w:r>
+              <w:rPr>
+                <w:rFonts w:ascii="游ゴシック" w:hAnsi="游ゴシック" w:eastAsia="游ゴシック"/>
+                <w:b/>
+                <w:sz w:val="19"/>
+              </w:rPr>
+              <w:t>そのルームだけ</w:t>
+            </w:r>
+          </w:p>
+        </w:tc>
+        <w:tc>
+          <w:tcPr>
+            <w:tcW w:type="dxa" w:w="2880"/>
+          </w:tcPr>
+          <w:p>
+            <w:r>
+              <w:rPr>
+                <w:rFonts w:ascii="游ゴシック" w:hAnsi="游ゴシック" w:eastAsia="游ゴシック"/>
+                <w:sz w:val="19"/>
+              </w:rPr>
+            </w:r>
+            <w:r>
+              <w:rPr>
+                <w:rFonts w:ascii="游ゴシック" w:hAnsi="游ゴシック" w:eastAsia="游ゴシック"/>
+                <w:sz w:val="19"/>
+              </w:rPr>
+              <w:t>メンバー追加・キック・ロール変更・グループ名変更</w:t>
+            </w:r>
+          </w:p>
+        </w:tc>
+      </w:tr>
+      <w:tr>
+        <w:tc>
+          <w:tcPr>
+            <w:tcW w:type="dxa" w:w="2880"/>
+          </w:tcPr>
+          <w:p>
+            <w:r>
+              <w:rPr>
+                <w:rFonts w:ascii="游ゴシック" w:hAnsi="游ゴシック" w:eastAsia="游ゴシック"/>
+                <w:sz w:val="19"/>
+              </w:rPr>
+            </w:r>
+            <w:r>
+              <w:rPr>
+                <w:rFonts w:ascii="游ゴシック" w:hAnsi="游ゴシック" w:eastAsia="游ゴシック"/>
+                <w:b/>
+                <w:sz w:val="19"/>
+              </w:rPr>
+              <w:t>管理者</w:t>
+            </w:r>
+            <w:r>
+              <w:rPr>
+                <w:rFonts w:ascii="游ゴシック" w:hAnsi="游ゴシック" w:eastAsia="游ゴシック"/>
+                <w:sz w:val="19"/>
+              </w:rPr>
+              <w:t>（`is_admin`）</w:t>
+            </w:r>
+          </w:p>
+        </w:tc>
+        <w:tc>
+          <w:tcPr>
+            <w:tcW w:type="dxa" w:w="2880"/>
+          </w:tcPr>
+          <w:p>
+            <w:r>
+              <w:rPr>
+                <w:rFonts w:ascii="游ゴシック" w:hAnsi="游ゴシック" w:eastAsia="游ゴシック"/>
+                <w:sz w:val="19"/>
+              </w:rPr>
+            </w:r>
+            <w:r>
+              <w:rPr>
+                <w:rFonts w:ascii="游ゴシック" w:hAnsi="游ゴシック" w:eastAsia="游ゴシック"/>
+                <w:b/>
+                <w:sz w:val="19"/>
+              </w:rPr>
+              <w:t>アプリ全体</w:t>
+            </w:r>
+            <w:r>
+              <w:rPr>
+                <w:rFonts w:ascii="游ゴシック" w:hAnsi="游ゴシック" w:eastAsia="游ゴシック"/>
+                <w:sz w:val="19"/>
+              </w:rPr>
+              <w:t>（全ルーム・全ユーザー）</w:t>
+            </w:r>
+          </w:p>
+        </w:tc>
+        <w:tc>
+          <w:tcPr>
+            <w:tcW w:type="dxa" w:w="2880"/>
+          </w:tcPr>
+          <w:p>
+            <w:r>
+              <w:rPr>
+                <w:rFonts w:ascii="游ゴシック" w:hAnsi="游ゴシック" w:eastAsia="游ゴシック"/>
+                <w:sz w:val="19"/>
+              </w:rPr>
+            </w:r>
+            <w:r>
+              <w:rPr>
+                <w:rFonts w:ascii="游ゴシック" w:hAnsi="游ゴシック" w:eastAsia="游ゴシック"/>
+                <w:sz w:val="19"/>
+              </w:rPr>
+              <w:t>`/admin` 画面から、全ユーザーの一覧・停止/解除、全ルームの削除、全メッセージの監視</w:t>
+            </w:r>
+          </w:p>
+        </w:tc>
+      </w:tr>
+    </w:tbl>
+    <w:p/>
+    <w:p>
+      <w:r>
+        <w:rPr>
+          <w:rFonts w:ascii="游ゴシック" w:hAnsi="游ゴシック" w:eastAsia="游ゴシック"/>
+        </w:rPr>
+        <w:t>ルームを作った人は自動的にそのルームの「オーナー」になりますが、これは</w:t>
+      </w:r>
+      <w:r>
+        <w:rPr>
+          <w:rFonts w:ascii="游ゴシック" w:hAnsi="游ゴシック" w:eastAsia="游ゴシック"/>
+          <w:b/>
+        </w:rPr>
+        <w:t>アプリ全体を管理できる「管理者」とは別物</w:t>
+      </w:r>
+      <w:r>
+        <w:rPr>
+          <w:rFonts w:ascii="游ゴシック" w:hAnsi="游ゴシック" w:eastAsia="游ゴシック"/>
+        </w:rPr>
+        <w:t>です。全体を管理できる「管理者」にするには、次の手順が必要です。</w:t>
+      </w:r>
+    </w:p>
+    <w:p>
+      <w:pPr>
+        <w:pStyle w:val="Heading2"/>
+      </w:pPr>
+      <w:r>
+        <w:rPr>
+          <w:rFonts w:ascii="游ゴシック" w:hAnsi="游ゴシック" w:eastAsia="游ゴシック"/>
+          <w:color w:val="4CAF50"/>
+        </w:rPr>
+        <w:t>8-2. 管理者権限を付与する手順</w:t>
+      </w:r>
+    </w:p>
+    <w:p>
+      <w:r>
+        <w:rPr>
+          <w:rFonts w:ascii="游ゴシック" w:hAnsi="游ゴシック" w:eastAsia="游ゴシック"/>
+        </w:rPr>
+        <w:t>管理者権限（`is_admin`）は、安全のためアプリの画面からは変更できず、</w:t>
+      </w:r>
+      <w:r>
+        <w:rPr>
+          <w:rFonts w:ascii="游ゴシック" w:hAnsi="游ゴシック" w:eastAsia="游ゴシック"/>
+          <w:b/>
+        </w:rPr>
+        <w:t>Supabase（データベースの管理サービス）から直接操作</w:t>
+      </w:r>
+      <w:r>
+        <w:rPr>
+          <w:rFonts w:ascii="游ゴシック" w:hAnsi="游ゴシック" w:eastAsia="游ゴシック"/>
+        </w:rPr>
+        <w:t>します。</w:t>
+      </w:r>
+    </w:p>
+    <w:p>
+      <w:pPr>
+        <w:pStyle w:val="ListNumber"/>
+      </w:pPr>
+      <w:r>
+        <w:rPr>
+          <w:rFonts w:ascii="游ゴシック" w:hAnsi="游ゴシック" w:eastAsia="游ゴシック"/>
+        </w:rPr>
+        <w:t>[Supabaseダッシュボード](https://supabase.com/dashboard) にログインする</w:t>
+      </w:r>
+    </w:p>
+    <w:p>
+      <w:pPr>
+        <w:pStyle w:val="ListNumber"/>
+      </w:pPr>
+      <w:r>
+        <w:rPr>
+          <w:rFonts w:ascii="游ゴシック" w:hAnsi="游ゴシック" w:eastAsia="游ゴシック"/>
+        </w:rPr>
+        <w:t>対象プロジェクト（プロジェクトID: `iolwzjbjpufbpmdiuked`）を開く</w:t>
+      </w:r>
+    </w:p>
+    <w:p>
+      <w:pPr>
+        <w:pStyle w:val="ListNumber"/>
+      </w:pPr>
+      <w:r>
+        <w:rPr>
+          <w:rFonts w:ascii="游ゴシック" w:hAnsi="游ゴシック" w:eastAsia="游ゴシック"/>
+        </w:rPr>
+        <w:t xml:space="preserve">左メニューの </w:t>
+      </w:r>
+      <w:r>
+        <w:rPr>
+          <w:rFonts w:ascii="游ゴシック" w:hAnsi="游ゴシック" w:eastAsia="游ゴシック"/>
+          <w:b/>
+        </w:rPr>
+        <w:t>SQL Editor</w:t>
+      </w:r>
+      <w:r>
+        <w:rPr>
+          <w:rFonts w:ascii="游ゴシック" w:hAnsi="游ゴシック" w:eastAsia="游ゴシック"/>
+        </w:rPr>
+        <w:t xml:space="preserve"> を開く</w:t>
+      </w:r>
+    </w:p>
+    <w:p>
+      <w:pPr>
+        <w:pStyle w:val="ListNumber"/>
+      </w:pPr>
+      <w:r>
+        <w:rPr>
+          <w:rFonts w:ascii="游ゴシック" w:hAnsi="游ゴシック" w:eastAsia="游ゴシック"/>
+        </w:rPr>
+        <w:t>次のSQLを入力して実行する（`対象ユーザーのメールアドレス` の部分を書き換える）</w:t>
+      </w:r>
+    </w:p>
+    <w:p>
+      <w:r>
+        <w:rPr>
+          <w:rFonts w:ascii="游ゴシック" w:hAnsi="游ゴシック" w:eastAsia="游ゴシック"/>
+        </w:rPr>
+        <w:t>```sql</w:t>
+      </w:r>
+    </w:p>
+    <w:p>
+      <w:r>
+        <w:rPr>
+          <w:rFonts w:ascii="游ゴシック" w:hAnsi="游ゴシック" w:eastAsia="游ゴシック"/>
+        </w:rPr>
+        <w:t>UPDATE users SET is_admin = true WHERE email = '対象ユーザーのメールアドレス';</w:t>
+      </w:r>
+    </w:p>
+    <w:p>
+      <w:r>
+        <w:rPr>
+          <w:rFonts w:ascii="游ゴシック" w:hAnsi="游ゴシック" w:eastAsia="游ゴシック"/>
+        </w:rPr>
+        <w:t>```</w:t>
+      </w:r>
+    </w:p>
+    <w:p>
+      <w:pPr>
+        <w:shd w:val="clear" w:fill="FFF8E1"/>
+        <w:pBdr>
+          <w:left w:val="single" w:sz="18" w:space="8" w:color="F5A623"/>
+        </w:pBdr>
+      </w:pPr>
+      <w:r>
+        <w:rPr>
+          <w:rFonts w:ascii="游ゴシック" w:hAnsi="游ゴシック" w:eastAsia="游ゴシック"/>
+          <w:b/>
+          <w:sz w:val="19"/>
+        </w:rPr>
+        <w:t>メールアドレスがわからないときは？</w:t>
+      </w:r>
+      <w:r>
+        <w:rPr>
+          <w:rFonts w:ascii="游ゴシック" w:hAnsi="游ゴシック" w:eastAsia="游ゴシック"/>
+          <w:sz w:val="19"/>
+        </w:rPr>
+        <w:br/>
+      </w:r>
+      <w:r>
+        <w:rPr>
+          <w:rFonts w:ascii="游ゴシック" w:hAnsi="游ゴシック" w:eastAsia="游ゴシック"/>
+          <w:sz w:val="19"/>
+        </w:rPr>
+        <w:t>管理者発行アカウント（メール不要で作成したユーザー）は、内部的に「ユーザー名@talk.local」という形式のメールアドレスが自動で割り当てられています。</w:t>
+      </w:r>
+      <w:r>
+        <w:rPr>
+          <w:rFonts w:ascii="游ゴシック" w:hAnsi="游ゴシック" w:eastAsia="游ゴシック"/>
+          <w:sz w:val="19"/>
+        </w:rPr>
+        <w:br/>
+      </w:r>
+      <w:r>
+        <w:rPr>
+          <w:rFonts w:ascii="游ゴシック" w:hAnsi="游ゴシック" w:eastAsia="游ゴシック"/>
+          <w:sz w:val="19"/>
+        </w:rPr>
+        <w:t>例：ユーザー名が `tanaka` なら、`tanaka@talk.local` と指定します。</w:t>
+      </w:r>
+    </w:p>
+    <w:p>
+      <w:pPr>
+        <w:pStyle w:val="ListNumber"/>
+      </w:pPr>
+      <w:r>
+        <w:rPr>
+          <w:rFonts w:ascii="游ゴシック" w:hAnsi="游ゴシック" w:eastAsia="游ゴシック"/>
+        </w:rPr>
+        <w:t>実行後、対象ユーザーが</w:t>
+      </w:r>
+      <w:r>
+        <w:rPr>
+          <w:rFonts w:ascii="游ゴシック" w:hAnsi="游ゴシック" w:eastAsia="游ゴシック"/>
+          <w:b/>
+        </w:rPr>
+        <w:t>次回ログインすると</w:t>
+      </w:r>
+      <w:r>
+        <w:rPr>
+          <w:rFonts w:ascii="游ゴシック" w:hAnsi="游ゴシック" w:eastAsia="游ゴシック"/>
+        </w:rPr>
+        <w:t>、設定（マイページ）画面に「管理者画面」ボタンが表示され、`/admin` から全体の管理ができるようになります。</w:t>
+      </w:r>
+    </w:p>
+    <w:p>
+      <w:pPr>
+        <w:pStyle w:val="Heading2"/>
+      </w:pPr>
+      <w:r>
+        <w:rPr>
+          <w:rFonts w:ascii="游ゴシック" w:hAnsi="游ゴシック" w:eastAsia="游ゴシック"/>
+          <w:color w:val="4CAF50"/>
+        </w:rPr>
+        <w:t>8-3. 管理者権限を外す手順</w:t>
+      </w:r>
+    </w:p>
+    <w:p>
+      <w:r>
+        <w:rPr>
+          <w:rFonts w:ascii="游ゴシック" w:hAnsi="游ゴシック" w:eastAsia="游ゴシック"/>
+        </w:rPr>
+        <w:t>同じ要領で `true` を `false` に変えて実行します。</w:t>
+      </w:r>
+    </w:p>
+    <w:p>
+      <w:r>
+        <w:rPr>
+          <w:rFonts w:ascii="游ゴシック" w:hAnsi="游ゴシック" w:eastAsia="游ゴシック"/>
+        </w:rPr>
+        <w:t>```sql</w:t>
+      </w:r>
+    </w:p>
+    <w:p>
+      <w:r>
+        <w:rPr>
+          <w:rFonts w:ascii="游ゴシック" w:hAnsi="游ゴシック" w:eastAsia="游ゴシック"/>
+        </w:rPr>
+        <w:t>UPDATE users SET is_admin = false WHERE email = '対象ユーザーのメールアドレス';</w:t>
+      </w:r>
+    </w:p>
+    <w:p>
+      <w:r>
+        <w:rPr>
+          <w:rFonts w:ascii="游ゴシック" w:hAnsi="游ゴシック" w:eastAsia="游ゴシック"/>
+        </w:rPr>
+        <w:t>```</w:t>
+      </w:r>
+    </w:p>
+    <w:p>
+      <w:pPr>
+        <w:pStyle w:val="Heading2"/>
+      </w:pPr>
+      <w:r>
+        <w:rPr>
+          <w:rFonts w:ascii="游ゴシック" w:hAnsi="游ゴシック" w:eastAsia="游ゴシック"/>
+          <w:color w:val="4CAF50"/>
+        </w:rPr>
+        <w:t>8-4. 注意点</w:t>
+      </w:r>
+    </w:p>
+    <w:p>
+      <w:pPr>
+        <w:pStyle w:val="ListBullet"/>
+      </w:pPr>
+      <w:r>
+        <w:rPr>
+          <w:rFonts w:ascii="游ゴシック" w:hAnsi="游ゴシック" w:eastAsia="游ゴシック"/>
+        </w:rPr>
+        <w:t>`is_admin` は強力な権限です。信頼できる担当者にのみ付与してください。</w:t>
+      </w:r>
+    </w:p>
+    <w:p>
+      <w:pPr>
+        <w:pStyle w:val="ListBullet"/>
+      </w:pPr>
+      <w:r>
+        <w:rPr>
+          <w:rFonts w:ascii="游ゴシック" w:hAnsi="游ゴシック" w:eastAsia="游ゴシック"/>
+        </w:rPr>
+        <w:t>この操作はアプリの画面からはできない仕様になっています（誤操作や不正な自己昇格を防ぐための安全設計です）。</w:t>
+      </w:r>
+    </w:p>
+    <w:p>
+      <w:pPr>
+        <w:pStyle w:val="ListBullet"/>
+      </w:pPr>
+      <w:r>
+        <w:rPr>
+          <w:rFonts w:ascii="游ゴシック" w:hAnsi="游ゴシック" w:eastAsia="游ゴシック"/>
+        </w:rPr>
+        <w:t>管理者は全ルーム・全メッセージが閲覧・削除できてしまうため、付与する人数は必要最小限にすることをおすすめします。</w:t>
       </w:r>
     </w:p>
     <w:p>
